--- a/tillsyn/A 31357-2026 tillsynsbegäran.docx
+++ b/tillsyn/A 31357-2026 tillsynsbegäran.docx
@@ -492,7 +492,7 @@
     <w:r>
       <w:tab/>
       <w:tab/>
-      <w:t>2026-07-22</w:t>
+      <w:t>2026-07-23</w:t>
       <w:br/>
       <w:br/>
     </w:r>

--- a/tillsyn/A 31357-2026 tillsynsbegäran.docx
+++ b/tillsyn/A 31357-2026 tillsynsbegäran.docx
@@ -492,7 +492,7 @@
     <w:r>
       <w:tab/>
       <w:tab/>
-      <w:t>2026-07-23</w:t>
+      <w:t>2026-07-24</w:t>
       <w:br/>
       <w:br/>
     </w:r>

--- a/tillsyn/A 31357-2026 tillsynsbegäran.docx
+++ b/tillsyn/A 31357-2026 tillsynsbegäran.docx
@@ -492,7 +492,7 @@
     <w:r>
       <w:tab/>
       <w:tab/>
-      <w:t>2026-08-15</w:t>
+      <w:t>2026-08-16</w:t>
       <w:br/>
       <w:br/>
     </w:r>

--- a/tillsyn/A 31357-2026 tillsynsbegäran.docx
+++ b/tillsyn/A 31357-2026 tillsynsbegäran.docx
@@ -492,7 +492,7 @@
     <w:r>
       <w:tab/>
       <w:tab/>
-      <w:t>2026-08-16</w:t>
+      <w:t>2026-08-17</w:t>
       <w:br/>
       <w:br/>
     </w:r>

--- a/tillsyn/A 31357-2026 tillsynsbegäran.docx
+++ b/tillsyn/A 31357-2026 tillsynsbegäran.docx
@@ -492,7 +492,7 @@
     <w:r>
       <w:tab/>
       <w:tab/>
-      <w:t>2026-08-17</w:t>
+      <w:t>2026-08-18</w:t>
       <w:br/>
       <w:br/>
     </w:r>

--- a/tillsyn/A 31357-2026 tillsynsbegäran.docx
+++ b/tillsyn/A 31357-2026 tillsynsbegäran.docx
@@ -492,7 +492,7 @@
     <w:r>
       <w:tab/>
       <w:tab/>
-      <w:t>2026-08-18</w:t>
+      <w:t>2026-08-19</w:t>
       <w:br/>
       <w:br/>
     </w:r>

--- a/tillsyn/A 31357-2026 tillsynsbegäran.docx
+++ b/tillsyn/A 31357-2026 tillsynsbegäran.docx
@@ -492,7 +492,7 @@
     <w:r>
       <w:tab/>
       <w:tab/>
-      <w:t>2026-08-19</w:t>
+      <w:t>2026-08-20</w:t>
       <w:br/>
       <w:br/>
     </w:r>

--- a/tillsyn/A 31357-2026 tillsynsbegäran.docx
+++ b/tillsyn/A 31357-2026 tillsynsbegäran.docx
@@ -492,7 +492,7 @@
     <w:r>
       <w:tab/>
       <w:tab/>
-      <w:t>2026-08-20</w:t>
+      <w:t>2026-08-21</w:t>
       <w:br/>
       <w:br/>
     </w:r>

--- a/tillsyn/A 31357-2026 tillsynsbegäran.docx
+++ b/tillsyn/A 31357-2026 tillsynsbegäran.docx
@@ -60,12 +60,12 @@
         <w:spacing w:after="240"/>
       </w:pPr>
       <w:r>
-        <w:t>Figur 1. Fyndplatser för naturvårdsarter i avverkningsanmälan. Markörer utan svart kant är placerade på fyndplatsen. Markörer med svart kant är placerade vid sidan av fyndplatsen och har ett svart streck som visar fyndplatsens exakta position. Kartans mittpunktskoordinat är N 6562211, E 480205 i SWEREF 99 TM.</w:t>
+        <w:t>Figur 1. Fyndplatser för naturvårdsarter i och inom 24 meter från avverkningsanmälan. Markörer utan svart kant är placerade på fyndplatsen. Markörer med svart kant är placerade vid sidan av fyndplatsen och har ett svart streck som visar fyndplatsens exakta position. Kartans mittpunktskoordinat är N 6562211, E 480205 i SWEREF 99 TM.</w:t>
       </w:r>
     </w:p>
     <w:p>
       <w:r>
-        <w:t>I avverkningsanmälan finns fynd av 1 naturvårdsarter, varav 1 är rödlistad, 1 är fridlyst och 1 är typisk (T): tretåig hackspett (NT, T, §4). Se Figur 1.</w:t>
+        <w:t>I och inom 24 meter från avverkningsanmälan finns fynd av 4 naturvårdsarter, varav 1 är rödlistad, 4 är fridlysta och 4 är typiska (T): tretåig hackspett (NT, T, §4), spillkråka (T, §4), tjäder (T, §4) och tofsmes (T, §4). Se Figur 1.</w:t>
       </w:r>
     </w:p>
     <w:p>
@@ -126,6 +126,84 @@
       </w:r>
       <w:r>
         <w:t xml:space="preserve"> (Skogsstyrelsen, 2016; SLU Artdatabanken, 2024).</w:t>
+      </w:r>
+    </w:p>
+    <w:p>
+      <w:r>
+        <w:rPr>
+          <w:b/>
+        </w:rPr>
+        <w:t>Spillkråka (§4)</w:t>
+      </w:r>
+      <w:r>
+        <w:t xml:space="preserve"> omfattas av bilaga 1 i EU:s fågeldirektiv och är typisk art för </w:t>
+      </w:r>
+      <w:r>
+        <w:rPr>
+          <w:i/>
+        </w:rPr>
+        <w:t xml:space="preserve">9010 Taiga </w:t>
+      </w:r>
+      <w:r>
+        <w:t>och</w:t>
+      </w:r>
+      <w:r>
+        <w:rPr>
+          <w:i/>
+        </w:rPr>
+        <w:t xml:space="preserve"> 9740 Skogsbevuxen myr</w:t>
+      </w:r>
+      <w:r>
+        <w:t>. Den behöver grova träd, främst tall, asp och bok som boträd. Skogsbruk med korta omloppstider och täta, homogena ungskogar utgör det största hotet. Spillkråka är en nyckelart i skogliga miljöer vars övergivna bohål utnyttjas av flera andra hålhäckande fågelarter och fladdermöss, däribland pärluggla (EN, §4), knipa (§4), salskrake (§4) och skogsduva (§4). Hökuggla (VU, §4) och slaguggla (§4) häckar ofta i högstubbar som brutits av i höjd med ett gammalt spillkråkebo (SLU Artdatabanken, 2026; Skogsstyrelsen, 2016).</w:t>
+      </w:r>
+    </w:p>
+    <w:p>
+      <w:r>
+        <w:rPr>
+          <w:b/>
+        </w:rPr>
+        <w:t>Tjäder (§4)</w:t>
+      </w:r>
+      <w:r>
+        <w:t xml:space="preserve"> omfattas av bilaga 1 och 2 EU:s fågeldirektiv och är typisk art för </w:t>
+      </w:r>
+      <w:r>
+        <w:rPr>
+          <w:i/>
+        </w:rPr>
+        <w:t xml:space="preserve">9010 Taiga </w:t>
+      </w:r>
+      <w:r>
+        <w:t xml:space="preserve">och </w:t>
+      </w:r>
+      <w:r>
+        <w:rPr>
+          <w:i/>
+        </w:rPr>
+        <w:t>9740 Skogsbevuxen myr</w:t>
+      </w:r>
+      <w:r>
+        <w:t>. Tjädern är en utpräglad skogsfågel knuten till större sammanhängande barrskogsområden. Tupparna och hönorna utnyttjar till viss del olika miljöer, och habitatvalet varierar dessutom mellan olika delar av året. För att det ska finnas livskraftiga tjäderbestånd krävs funktionella skogslandskap med en blandning av uppvuxen, gles och luckig skog, täta sumpskogar, myrar och andra små våtmarker. Arten försvinner när skogen fragmenteras och den sammanlagda arealen hyggen och andra öppna områden blir för stor. Ett småskaligt och försiktigt virkesuttag genom hyggesfria metoder kan i vissa fall vara möjligt i området inom 200 m från lekcentrum. Längre ut från lekcentrum, inom 200–500 m bör den avverkade ytan inte överskrida 1 hektar för att undvika alltför stora och snabba förändringar (Skogsstyrelsen, 2019; SLU Artdatabanken, 2024).</w:t>
+      </w:r>
+    </w:p>
+    <w:p>
+      <w:r>
+        <w:rPr>
+          <w:b/>
+        </w:rPr>
+        <w:t>Tofsmes (§4)</w:t>
+      </w:r>
+      <w:r>
+        <w:t xml:space="preserve"> häckar i barr- och blandskog, främst i tallskog. Tofsmes är typisk art för </w:t>
+      </w:r>
+      <w:r>
+        <w:rPr>
+          <w:i/>
+        </w:rPr>
+        <w:t xml:space="preserve">9010 Taiga </w:t>
+      </w:r>
+      <w:r>
+        <w:t>(SLU Artdatabanken, 2025).</w:t>
       </w:r>
     </w:p>
     <w:p>
@@ -364,6 +442,147 @@
         <w:t>Acta Ornithologica 40(1): 53–60.</w:t>
       </w:r>
     </w:p>
+    <w:p>
+      <w:pPr>
+        <w:pStyle w:val="Heading1"/>
+      </w:pPr>
+      <w:r>
+        <w:t>Spillkråka – ekologi samt krav på livsmiljön</w:t>
+      </w:r>
+    </w:p>
+    <w:p>
+      <w:r>
+        <w:t xml:space="preserve">Spillkråka (§4) ingår i bilaga 1 EU:s fågeldirektiv och är typisk art för </w:t>
+      </w:r>
+      <w:r>
+        <w:rPr>
+          <w:i/>
+        </w:rPr>
+        <w:t xml:space="preserve">9010 Taiga </w:t>
+      </w:r>
+      <w:r>
+        <w:t>och</w:t>
+      </w:r>
+      <w:r>
+        <w:rPr>
+          <w:i/>
+        </w:rPr>
+        <w:t xml:space="preserve"> 9740 Skogsbevuxen myr</w:t>
+      </w:r>
+      <w:r>
+        <w:t>. Den lever i både barr- och blandskog liksom i ren lövskog. De tätaste populationerna tenderar att finnas i äldre, variationsrik blandskog med gott om död ved och gamla träd. Varje par utnyttjar 400–1000 hektar skog beroende på skogens kvalitet. Skogsbruk med korta omloppstider och täta, homogena ungskogar utgör det största hotet (SLU Artdatabanken, 2026).</w:t>
+      </w:r>
+    </w:p>
+    <w:p>
+      <w:r>
+        <w:t>Spillkråka är en nyckelart i skogliga miljöer vars övergivna bohål utnyttjas av flera andra hålhäckande fågelarter och fladdermöss, däribland pärluggla (EN, §4), knipa (§4), salskrake (§4) och skogsduva (§4). Hökuggla (VU, §4) och slaguggla (§4) häckar ofta i högstubbar som brutits av i höjd med ett gammalt spillkråkebo (Skogsstyrelsen, 2016).</w:t>
+      </w:r>
+    </w:p>
+    <w:p>
+      <w:pPr>
+        <w:pStyle w:val="Heading2"/>
+      </w:pPr>
+      <w:r>
+        <w:t>Referenser – spillkråka</w:t>
+      </w:r>
+    </w:p>
+    <w:p>
+      <w:r>
+        <w:t xml:space="preserve">Skogsstyrelsen, 2016. </w:t>
+      </w:r>
+      <w:r>
+        <w:rPr>
+          <w:i/>
+        </w:rPr>
+        <w:t xml:space="preserve">Vägledning för hänsyn till spillkråka. </w:t>
+      </w:r>
+      <w:r>
+        <w:t>Vägledningar och kunskapsstöd artskydd – Skogsstyrelsen.</w:t>
+      </w:r>
+    </w:p>
+    <w:p>
+      <w:r>
+        <w:t xml:space="preserve">SLU Artdatabanken, 2026. </w:t>
+      </w:r>
+      <w:r>
+        <w:rPr>
+          <w:i/>
+        </w:rPr>
+        <w:t xml:space="preserve">Artfaktablad. Naturvård – artfakta. </w:t>
+      </w:r>
+      <w:r>
+        <w:t>SLU Artdatabanken, Uppsala.</w:t>
+      </w:r>
+    </w:p>
+    <w:p>
+      <w:pPr>
+        <w:pStyle w:val="Heading1"/>
+      </w:pPr>
+      <w:r>
+        <w:t>Tjäder – ekologi samt krav på livsmiljön</w:t>
+      </w:r>
+    </w:p>
+    <w:p>
+      <w:r>
+        <w:t xml:space="preserve">Tjäder (§4) omfattas av bilaga 1 och 2 EU:s fågeldirektiv och är typisk art för </w:t>
+      </w:r>
+      <w:r>
+        <w:rPr>
+          <w:i/>
+        </w:rPr>
+        <w:t xml:space="preserve">9010 Taiga </w:t>
+      </w:r>
+      <w:r>
+        <w:t xml:space="preserve">och </w:t>
+      </w:r>
+      <w:r>
+        <w:rPr>
+          <w:i/>
+        </w:rPr>
+        <w:t>9740 Skogsbevuxen myr</w:t>
+      </w:r>
+      <w:r>
+        <w:t>. Tjädern är en utpräglad skogsfågel knuten till större sammanhängande barrskogsområden. Tupparna och hönorna utnyttjar till viss del olika miljöer, och habitatvalet varierar dessutom mellan olika delar av året. För att det ska finnas livskraftiga tjäderbestånd krävs funktionella skogslandskap med en blandning av uppvuxen, gles och luckig skog, täta sumpskogar, myrar och andra små våtmarker (Skogsstyrelsen, 2019; SLU Artdatabanken 2024).</w:t>
+      </w:r>
+    </w:p>
+    <w:p>
+      <w:r>
+        <w:t>Arten försvinner när skogen fragmenteras och den sammanlagda arealen hyggen och andra öppna områden blir för stor. Ett småskaligt och försiktigt virkesuttag genom hyggesfria metoder kan i vissa fall vara möjligt i området inom 200 m från lekcentrum. Längre ut från lekcentrum, inom 200–500 m bör den avverkade ytan inte överskrida 1 hektar för att undvika alltför stora och snabba förändringar (Skogsstyrelsen, 2019).</w:t>
+      </w:r>
+    </w:p>
+    <w:p>
+      <w:pPr>
+        <w:pStyle w:val="Heading2"/>
+      </w:pPr>
+      <w:r>
+        <w:t>Referenser – tjäder</w:t>
+      </w:r>
+    </w:p>
+    <w:p>
+      <w:r>
+        <w:t xml:space="preserve">Skogsstyrelsen, 2019. </w:t>
+      </w:r>
+      <w:r>
+        <w:rPr>
+          <w:i/>
+        </w:rPr>
+        <w:t>Vägledning för hänsyn till fåglar – tjäder.</w:t>
+      </w:r>
+    </w:p>
+    <w:p>
+      <w:r>
+        <w:t xml:space="preserve">SLU Artdatabanken, 2024. </w:t>
+      </w:r>
+      <w:r>
+        <w:rPr>
+          <w:i/>
+        </w:rPr>
+        <w:t xml:space="preserve">Artfaktablad. Naturvård – artfakta. </w:t>
+      </w:r>
+      <w:r>
+        <w:t>SLU Artdatabanken, Uppsala</w:t>
+      </w:r>
+    </w:p>
     <w:sectPr>
       <w:headerReference w:type="even" r:id="rId8"/>
       <w:headerReference w:type="default" r:id="rId9"/>
@@ -492,7 +711,7 @@
     <w:r>
       <w:tab/>
       <w:tab/>
-      <w:t>2026-08-21</w:t>
+      <w:t>2026-08-22</w:t>
       <w:br/>
       <w:br/>
     </w:r>

--- a/tillsyn/A 31357-2026 tillsynsbegäran.docx
+++ b/tillsyn/A 31357-2026 tillsynsbegäran.docx
@@ -711,7 +711,7 @@
     <w:r>
       <w:tab/>
       <w:tab/>
-      <w:t>2026-08-22</w:t>
+      <w:t>2026-08-23</w:t>
       <w:br/>
       <w:br/>
     </w:r>

--- a/tillsyn/A 31357-2026 tillsynsbegäran.docx
+++ b/tillsyn/A 31357-2026 tillsynsbegäran.docx
@@ -711,7 +711,7 @@
     <w:r>
       <w:tab/>
       <w:tab/>
-      <w:t>2026-08-23</w:t>
+      <w:t>2026-08-24</w:t>
       <w:br/>
       <w:br/>
     </w:r>

--- a/tillsyn/A 31357-2026 tillsynsbegäran.docx
+++ b/tillsyn/A 31357-2026 tillsynsbegäran.docx
@@ -711,7 +711,7 @@
     <w:r>
       <w:tab/>
       <w:tab/>
-      <w:t>2026-08-24</w:t>
+      <w:t>2026-08-25</w:t>
       <w:br/>
       <w:br/>
     </w:r>

--- a/tillsyn/A 31357-2026 tillsynsbegäran.docx
+++ b/tillsyn/A 31357-2026 tillsynsbegäran.docx
@@ -711,7 +711,7 @@
     <w:r>
       <w:tab/>
       <w:tab/>
-      <w:t>2026-08-25</w:t>
+      <w:t>2026-08-26</w:t>
       <w:br/>
       <w:br/>
     </w:r>

--- a/tillsyn/A 31357-2026 tillsynsbegäran.docx
+++ b/tillsyn/A 31357-2026 tillsynsbegäran.docx
@@ -711,7 +711,7 @@
     <w:r>
       <w:tab/>
       <w:tab/>
-      <w:t>2026-08-26</w:t>
+      <w:t>2026-08-27</w:t>
       <w:br/>
       <w:br/>
     </w:r>

--- a/tillsyn/A 31357-2026 tillsynsbegäran.docx
+++ b/tillsyn/A 31357-2026 tillsynsbegäran.docx
@@ -711,7 +711,7 @@
     <w:r>
       <w:tab/>
       <w:tab/>
-      <w:t>2026-08-27</w:t>
+      <w:t>2026-08-28</w:t>
       <w:br/>
       <w:br/>
     </w:r>

--- a/tillsyn/A 31357-2026 tillsynsbegäran.docx
+++ b/tillsyn/A 31357-2026 tillsynsbegäran.docx
@@ -711,7 +711,7 @@
     <w:r>
       <w:tab/>
       <w:tab/>
-      <w:t>2026-08-28</w:t>
+      <w:t>2026-08-29</w:t>
       <w:br/>
       <w:br/>
     </w:r>

--- a/tillsyn/A 31357-2026 tillsynsbegäran.docx
+++ b/tillsyn/A 31357-2026 tillsynsbegäran.docx
@@ -711,7 +711,7 @@
     <w:r>
       <w:tab/>
       <w:tab/>
-      <w:t>2026-08-29</w:t>
+      <w:t>2026-08-31</w:t>
       <w:br/>
       <w:br/>
     </w:r>

--- a/tillsyn/A 31357-2026 tillsynsbegäran.docx
+++ b/tillsyn/A 31357-2026 tillsynsbegäran.docx
@@ -711,7 +711,7 @@
     <w:r>
       <w:tab/>
       <w:tab/>
-      <w:t>2026-08-31</w:t>
+      <w:t>2026-09-01</w:t>
       <w:br/>
       <w:br/>
     </w:r>

--- a/tillsyn/A 31357-2026 tillsynsbegäran.docx
+++ b/tillsyn/A 31357-2026 tillsynsbegäran.docx
@@ -711,7 +711,7 @@
     <w:r>
       <w:tab/>
       <w:tab/>
-      <w:t>2026-09-01</w:t>
+      <w:t>2026-09-02</w:t>
       <w:br/>
       <w:br/>
     </w:r>

--- a/tillsyn/A 31357-2026 tillsynsbegäran.docx
+++ b/tillsyn/A 31357-2026 tillsynsbegäran.docx
@@ -711,7 +711,7 @@
     <w:r>
       <w:tab/>
       <w:tab/>
-      <w:t>2026-09-02</w:t>
+      <w:t>2026-09-03</w:t>
       <w:br/>
       <w:br/>
     </w:r>

--- a/tillsyn/A 31357-2026 tillsynsbegäran.docx
+++ b/tillsyn/A 31357-2026 tillsynsbegäran.docx
@@ -711,7 +711,7 @@
     <w:r>
       <w:tab/>
       <w:tab/>
-      <w:t>2026-09-03</w:t>
+      <w:t>2026-09-04</w:t>
       <w:br/>
       <w:br/>
     </w:r>

--- a/tillsyn/A 31357-2026 tillsynsbegäran.docx
+++ b/tillsyn/A 31357-2026 tillsynsbegäran.docx
@@ -711,7 +711,7 @@
     <w:r>
       <w:tab/>
       <w:tab/>
-      <w:t>2026-09-04</w:t>
+      <w:t>2026-09-05</w:t>
       <w:br/>
       <w:br/>
     </w:r>
